--- a/sources/veille/2026-07-08_veille_SERAFIN-PH.docx
+++ b/sources/veille/2026-07-08_veille_SERAFIN-PH.docx
@@ -182,7 +182,28 @@
                 <w:sz w:val="20"/>
                 <w:szCs w:val="20"/>
               </w:rPr>
-              <w:t xml:space="preserve">1 – handicap.gouv.fr (Comité stratégique SERAFIN-PH)</w:t>
+              <w:t xml:space="preserve">1 – </w:t>
+            </w:r>
+            <w:hyperlink w:history="1" r:id="rIdsite0_2026">
+              <w:r>
+                <w:rPr>
+                  <w:rFonts w:ascii="Calibri" w:cs="Calibri" w:eastAsia="Calibri" w:hAnsi="Calibri"/>
+                  <w:sz w:val="20"/>
+                  <w:szCs w:val="20"/>
+                  <w:color w:val="1155CC"/>
+                  <w:u w:val="single"/>
+                </w:rPr>
+                <w:t xml:space="preserve">handicap.gouv.fr</w:t>
+              </w:r>
+            </w:hyperlink>
+            <w:r>
+              <w:rPr>
+                <w:rFonts w:ascii="Calibri" w:cs="Calibri" w:eastAsia="Calibri" w:hAnsi="Calibri"/>
+                <w:color w:val="1F2937"/>
+                <w:sz w:val="20"/>
+                <w:szCs w:val="20"/>
+              </w:rPr>
+              <w:t xml:space="preserve"> (Comité stratégique SERAFIN-PH)</w:t>
             </w:r>
           </w:p>
         </w:tc>
@@ -832,7 +853,32 @@
           <w:sz w:val="28"/>
           <w:szCs w:val="28"/>
         </w:rPr>
-        <w:t xml:space="preserve">✅  Source 1 — handicap.gouv.fr : Comité stratégique SERAFIN-PH</w:t>
+        <w:t xml:space="preserve">✅  Source 1 — </w:t>
+      </w:r>
+      <w:hyperlink w:history="1" r:id="rIdsite0_2026">
+        <w:r>
+          <w:rPr>
+            <w:rFonts w:ascii="Calibri" w:cs="Calibri" w:eastAsia="Calibri" w:hAnsi="Calibri"/>
+            <w:b/>
+            <w:bCs/>
+            <w:sz w:val="28"/>
+            <w:szCs w:val="28"/>
+            <w:color w:val="1155CC"/>
+            <w:u w:val="single"/>
+          </w:rPr>
+          <w:t xml:space="preserve">handicap.gouv.fr</w:t>
+        </w:r>
+      </w:hyperlink>
+      <w:r>
+        <w:rPr>
+          <w:rFonts w:ascii="Calibri" w:cs="Calibri" w:eastAsia="Calibri" w:hAnsi="Calibri"/>
+          <w:b/>
+          <w:bCs/>
+          <w:color w:val="1B3A6B"/>
+          <w:sz w:val="28"/>
+          <w:szCs w:val="28"/>
+        </w:rPr>
+        <w:t xml:space="preserve"> : Comité stratégique SERAFIN-PH</w:t>
       </w:r>
     </w:p>
     <w:p>
@@ -1371,7 +1417,32 @@
           <w:sz w:val="22"/>
           <w:szCs w:val="22"/>
         </w:rPr>
-        <w:t xml:space="preserve">⛔ Accès direct bloqué (HTTP 403). Données issues de WebSearch — à vérifier sur atih.sante.fr.</w:t>
+        <w:t xml:space="preserve">⛔ Accès direct bloqué (HTTP 403). Données issues de WebSearch — à vérifier sur </w:t>
+      </w:r>
+      <w:hyperlink w:history="1" r:id="rIdsite1_2026">
+        <w:r>
+          <w:rPr>
+            <w:rFonts w:ascii="Calibri" w:cs="Calibri" w:eastAsia="Calibri" w:hAnsi="Calibri"/>
+            <w:i/>
+            <w:iCs/>
+            <w:sz w:val="22"/>
+            <w:szCs w:val="22"/>
+            <w:color w:val="1155CC"/>
+            <w:u w:val="single"/>
+          </w:rPr>
+          <w:t xml:space="preserve">atih.sante.fr</w:t>
+        </w:r>
+      </w:hyperlink>
+      <w:r>
+        <w:rPr>
+          <w:rFonts w:ascii="Calibri" w:cs="Calibri" w:eastAsia="Calibri" w:hAnsi="Calibri"/>
+          <w:i/>
+          <w:iCs/>
+          <w:color w:val="DC2626"/>
+          <w:sz w:val="22"/>
+          <w:szCs w:val="22"/>
+        </w:rPr>
+        <w:t xml:space="preserve">.</w:t>
       </w:r>
     </w:p>
     <w:p>
@@ -1442,7 +1513,28 @@
           <w:sz w:val="22"/>
           <w:szCs w:val="22"/>
         </w:rPr>
-        <w:t xml:space="preserve">Guide méthodologique PH 2025 disponible en PDF sur atih.sante.fr (décembre 2024).</w:t>
+        <w:t xml:space="preserve">Guide méthodologique PH 2025 disponible en PDF sur </w:t>
+      </w:r>
+      <w:hyperlink w:history="1" r:id="rIdsite1_2026">
+        <w:r>
+          <w:rPr>
+            <w:rFonts w:ascii="Calibri" w:cs="Calibri" w:eastAsia="Calibri" w:hAnsi="Calibri"/>
+            <w:sz w:val="22"/>
+            <w:szCs w:val="22"/>
+            <w:color w:val="1155CC"/>
+            <w:u w:val="single"/>
+          </w:rPr>
+          <w:t xml:space="preserve">atih.sante.fr</w:t>
+        </w:r>
+      </w:hyperlink>
+      <w:r>
+        <w:rPr>
+          <w:rFonts w:ascii="Calibri" w:cs="Calibri" w:eastAsia="Calibri" w:hAnsi="Calibri"/>
+          <w:color w:val="1F2937"/>
+          <w:sz w:val="22"/>
+          <w:szCs w:val="22"/>
+        </w:rPr>
+        <w:t xml:space="preserve"> (décembre 2024).</w:t>
       </w:r>
     </w:p>
     <w:p>
@@ -2421,7 +2513,76 @@
           <w:sz w:val="16"/>
           <w:szCs w:val="16"/>
         </w:rPr>
-        <w:t xml:space="preserve">Ce document est produit automatiquement chaque semaine par un agent Claude Code (veille headless). Sources : handicap.gouv.fr, CNSA, ATIH (WebSearch). Pour toute question, se référer aux publications officielles.</w:t>
+        <w:t xml:space="preserve">Ce document est produit automatiquement chaque semaine par un agent Claude Code (veille headless). Sources : </w:t>
+      </w:r>
+      <w:hyperlink w:history="1" r:id="rIdsite0_2026">
+        <w:r>
+          <w:rPr>
+            <w:rFonts w:ascii="Calibri" w:cs="Calibri" w:eastAsia="Calibri" w:hAnsi="Calibri"/>
+            <w:i/>
+            <w:iCs/>
+            <w:sz w:val="16"/>
+            <w:szCs w:val="16"/>
+            <w:color w:val="1155CC"/>
+            <w:u w:val="single"/>
+          </w:rPr>
+          <w:t xml:space="preserve">handicap.gouv.fr</w:t>
+        </w:r>
+      </w:hyperlink>
+      <w:r>
+        <w:rPr>
+          <w:rFonts w:ascii="Calibri" w:cs="Calibri" w:eastAsia="Calibri" w:hAnsi="Calibri"/>
+          <w:i/>
+          <w:iCs/>
+          <w:color w:val="6B7280"/>
+          <w:sz w:val="16"/>
+          <w:szCs w:val="16"/>
+        </w:rPr>
+        <w:t xml:space="preserve">, CNSA, ATIH (WebSearch). Pour toute question, se référer aux publications officielles.</w:t>
+      </w:r>
+    </w:p>
+    <w:p>
+      <w:pPr>
+        <w:spacing w:after="120" w:before="320"/>
+      </w:pPr>
+      <w:r>
+        <w:rPr>
+          <w:rFonts w:ascii="Calibri" w:cs="Calibri" w:eastAsia="Calibri" w:hAnsi="Calibri"/>
+          <w:b/>
+          <w:bCs/>
+          <w:color w:val="1B3A6B"/>
+          <w:sz w:val="28"/>
+          <w:szCs w:val="28"/>
+        </w:rPr>
+        <w:t xml:space="preserve">📝 Journal des corrections — 12 septembre 2026</w:t>
+      </w:r>
+    </w:p>
+    <w:p>
+      <w:pPr>
+        <w:spacing w:after="80"/>
+      </w:pPr>
+      <w:r>
+        <w:rPr>
+          <w:rFonts w:ascii="Calibri" w:cs="Calibri" w:eastAsia="Calibri" w:hAnsi="Calibri"/>
+          <w:color w:val="1F2937"/>
+          <w:sz w:val="22"/>
+          <w:szCs w:val="22"/>
+        </w:rPr>
+        <w:t xml:space="preserve">Note produite le 08/07/2026, relue le 12/09/2026 au cours d'un contrôle d'attribution des 221 documents du dépôt (règle ⑭ : un site cité comme source sans aucune page listée bloque comme une page). Une correction de forme, aucun contenu modifié.</w:t>
+      </w:r>
+    </w:p>
+    <w:p>
+      <w:pPr>
+        <w:spacing w:after="80"/>
+      </w:pPr>
+      <w:r>
+        <w:rPr>
+          <w:rFonts w:ascii="Calibri" w:cs="Calibri" w:eastAsia="Calibri" w:hAnsi="Calibri"/>
+          <w:color w:val="1F2937"/>
+          <w:sz w:val="22"/>
+          <w:szCs w:val="22"/>
+        </w:rPr>
+        <w:t xml:space="preserve">Cette note est antérieure aux règles de lien des prompts : elle nommait ses sources sans aucune adresse — le lecteur ne pouvait en ouvrir aucune. Liens posés le 12/09/2026 sur chaque mention, vers la page que la note décrit : handicap.gouv.fr — page du comité stratégique SERAFIN-PH (3 occurrences) ; atih.sante.fr — recueil national PH 2025 (2 occurrences). Chaque page répond 200 à un navigateur le 12/09/2026.</w:t>
       </w:r>
     </w:p>
     <w:sectPr>
